--- a/prints/徒然草_あだし野の露_改訂.docx
+++ b/prints/徒然草_あだし野の露_改訂.docx
@@ -4179,6 +4179,88 @@
           <w:rFonts w:ascii="HG丸ｺﾞｼｯｸM-PRO" w:eastAsia="HG丸ｺﾞｼｯｸM-PRO" w:hAnsi="HG丸ｺﾞｼｯｸM-PRO"/>
         </w:rPr>
       </w:pPr>
+      <w:r>
+        <w:rPr>
+          <w:rFonts w:ascii="HG丸ｺﾞｼｯｸM-PRO" w:eastAsia="HG丸ｺﾞｼｯｸM-PRO" w:hAnsi="HG丸ｺﾞｼｯｸM-PRO" w:hint="eastAsia"/>
+          <w:noProof/>
+        </w:rPr>
+        <mc:AlternateContent>
+          <mc:Choice Requires="wps">
+            <w:drawing>
+              <wp:anchor distT="0" distB="0" distL="114300" distR="114300" simplePos="0" relativeHeight="252320768" behindDoc="0" locked="0" layoutInCell="1" allowOverlap="1" wp14:anchorId="19D7DCDE" wp14:editId="4D3B0924">
+                <wp:simplePos x="0" y="0"/>
+                <wp:positionH relativeFrom="column">
+                  <wp:posOffset>-22225</wp:posOffset>
+                </wp:positionH>
+                <wp:positionV relativeFrom="margin">
+                  <wp:align>bottom</wp:align>
+                </wp:positionV>
+                <wp:extent cx="819150" cy="6210300"/>
+                <wp:effectExtent l="0" t="0" r="19050" b="19050"/>
+                <wp:wrapNone/>
+                <wp:docPr id="18" name="四角形: 角を丸くする 18"/>
+                <wp:cNvGraphicFramePr/>
+                <ns5:graphic>
+                  <ns5:graphicData uri="http://schemas.microsoft.com/office/word/2010/wordprocessingShape">
+                    <wps:wsp>
+                      <wps:cNvSpPr/>
+                      <wps:spPr>
+                        <ns5:xfrm>
+                          <ns5:off x="0" y="0"/>
+                          <ns5:ext cx="819150" cy="6210300"/>
+                        </ns5:xfrm>
+                        <ns5:prstGeom prst="roundRect">
+                          <ns5:avLst>
+                            <ns5:gd name="adj" fmla="val 6202"/>
+                          </ns5:avLst>
+                        </ns5:prstGeom>
+                        <ns5:noFill/>
+                        <ns5:ln w="9525"/>
+                      </wps:spPr>
+                      <wps:style>
+                        <ns5:lnRef idx="2">
+                          <ns5:schemeClr val="dk1">
+                            <ns5:shade val="50000"/>
+                          </ns5:schemeClr>
+                        </ns5:lnRef>
+                        <ns5:fillRef idx="1">
+                          <ns5:schemeClr val="dk1"/>
+                        </ns5:fillRef>
+                        <ns5:effectRef idx="0">
+                          <ns5:schemeClr val="dk1"/>
+                        </ns5:effectRef>
+                        <ns5:fontRef idx="minor">
+                          <ns5:schemeClr val="lt1"/>
+                        </ns5:fontRef>
+                      </wps:style>
+                      <wps:bodyPr rot="0" spcFirstLastPara="0" vertOverflow="overflow" horzOverflow="overflow" vert="horz" wrap="square" lIns="91440" tIns="45720" rIns="91440" bIns="45720" numCol="1" spcCol="0" rtlCol="0" fromWordArt="0" anchor="ctr" anchorCtr="0" forceAA="0" compatLnSpc="1">
+                        <ns5:prstTxWarp prst="textNoShape">
+                          <ns5:avLst/>
+                        </ns5:prstTxWarp>
+                        <ns5:noAutofit/>
+                      </wps:bodyPr>
+                    </wps:wsp>
+                  </ns5:graphicData>
+                </ns5:graphic>
+                <wp14:sizeRelH relativeFrom="margin">
+                  <wp14:pctWidth>0</wp14:pctWidth>
+                </wp14:sizeRelH>
+                <wp14:sizeRelV relativeFrom="margin">
+                  <wp14:pctHeight>0</wp14:pctHeight>
+                </wp14:sizeRelV>
+              </wp:anchor>
+            </w:drawing>
+          </mc:Choice>
+          <mc:Fallback>
+            <w:pict>
+              <v:roundrect w14:anchorId="29CED0DD" id="四角形: 角を丸くする 18" o:spid="_x0000_s1026" style="position:absolute;margin-left:-1.75pt;margin-top:0;width:64.5pt;height:489pt;z-index:252320768;visibility:visible;mso-wrap-style:square;mso-width-percent:0;mso-height-percent:0;mso-wrap-distance-left:9pt;mso-wrap-distance-top:0;mso-wrap-distance-right:9pt;mso-wrap-distance-bottom:0;mso-position-horizontal:absolute;mso-position-horizontal-relative:text;mso-position-vertical:bottom;mso-position-vertical-relative:margin;mso-width-percent:0;mso-height-percent:0;mso-width-relative:margin;mso-height-relative:margin;v-text-anchor:middle" arcsize="4066f" o:gfxdata="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" filled="f" strokecolor="black [1600]">
+                <v:stroke joinstyle="miter"/>
+                <w10:wrap anchory="margin"/>
+              </v:roundrect>
+            </w:pict>
+          </mc:Fallback>
+        </mc:AlternateContent>
+      </w:r>
       <w:r>
         <w:rPr>
           <w:rFonts w:ascii="HG丸ｺﾞｼｯｸM-PRO" w:eastAsia="HG丸ｺﾞｼｯｸM-PRO" w:hAnsi="HG丸ｺﾞｼｯｸM-PRO" w:hint="eastAsia"/>
